--- a/KURSACH/ГЧ4 - Блок-схема алгоритма добавления жилья.docx
+++ b/KURSACH/ГЧ4 - Блок-схема алгоритма добавления жилья.docx
@@ -5,7 +5,6 @@
     <w:p>
       <w:pPr>
         <w:pStyle w:val="a3"/>
-        <w:spacing w:after="240"/>
         <w:ind w:firstLine="0"/>
         <w:jc w:val="center"/>
         <w:sectPr>
@@ -17,13 +16,12 @@
       </w:pPr>
       <w:r>
         <w:rPr>
-          <w:b/>
           <w:noProof/>
         </w:rPr>
         <w:drawing>
-          <wp:inline distT="0" distB="0" distL="0" distR="0" wp14:anchorId="613714DC" wp14:editId="357D384C">
-            <wp:extent cx="5890908" cy="8039100"/>
-            <wp:effectExtent l="0" t="0" r="0" b="0"/>
+          <wp:inline distT="0" distB="0" distL="0" distR="0" wp14:anchorId="2E138835" wp14:editId="41F3795C">
+            <wp:extent cx="6248234" cy="7899419"/>
+            <wp:effectExtent l="0" t="0" r="635" b="6350"/>
             <wp:docPr id="3" name="Рисунок 3"/>
             <wp:cNvGraphicFramePr>
               <a:graphicFrameLocks xmlns:a="http://schemas.openxmlformats.org/drawingml/2006/main" noChangeAspect="1"/>
@@ -50,7 +48,7 @@
                   <pic:spPr>
                     <a:xfrm>
                       <a:off x="0" y="0"/>
-                      <a:ext cx="5890908" cy="8039100"/>
+                      <a:ext cx="6261953" cy="7916763"/>
                     </a:xfrm>
                     <a:prstGeom prst="rect">
                       <a:avLst/>
@@ -63,6 +61,9 @@
         </w:drawing>
       </w:r>
       <w:r>
+        <w:t xml:space="preserve"> </w:t>
+      </w:r>
+      <w:r>
         <w:rPr>
           <w:b/>
           <w:noProof/>
@@ -71,7 +72,7 @@
         <mc:AlternateContent>
           <mc:Choice Requires="wpg">
             <w:drawing>
-              <wp:anchor distT="0" distB="0" distL="114300" distR="114300" simplePos="0" relativeHeight="251666432" behindDoc="0" locked="0" layoutInCell="1" allowOverlap="1" wp14:anchorId="3D104FA8" wp14:editId="67FE8C28">
+              <wp:anchor distT="0" distB="0" distL="114300" distR="114300" simplePos="0" relativeHeight="251666432" behindDoc="0" locked="0" layoutInCell="1" allowOverlap="1" wp14:anchorId="3D104FA8" wp14:editId="6023313E">
                 <wp:simplePos x="0" y="0"/>
                 <wp:positionH relativeFrom="margin">
                   <wp:posOffset>-157480</wp:posOffset>
@@ -557,6 +558,7 @@
                               <w:p>
                                 <w:pPr>
                                   <w:pStyle w:val="aa"/>
+                                  <w:jc w:val="center"/>
                                   <w:rPr>
                                     <w:rFonts w:ascii="Times New Roman" w:hAnsi="Times New Roman"/>
                                     <w:i w:val="0"/>
@@ -573,6 +575,7 @@
                               <w:p>
                                 <w:pPr>
                                   <w:pStyle w:val="aa"/>
+                                  <w:jc w:val="center"/>
                                   <w:rPr>
                                     <w:rFonts w:ascii="Times New Roman" w:hAnsi="Times New Roman"/>
                                     <w:i w:val="0"/>
@@ -628,6 +631,7 @@
                               <w:p>
                                 <w:pPr>
                                   <w:pStyle w:val="aa"/>
+                                  <w:jc w:val="center"/>
                                   <w:rPr>
                                     <w:rFonts w:ascii="Times New Roman" w:hAnsi="Times New Roman"/>
                                     <w:i w:val="0"/>
@@ -646,6 +650,7 @@
                               <w:p>
                                 <w:pPr>
                                   <w:pStyle w:val="aa"/>
+                                  <w:jc w:val="center"/>
                                   <w:rPr>
                                     <w:rFonts w:ascii="Times New Roman" w:hAnsi="Times New Roman"/>
                                     <w:i w:val="0"/>
@@ -701,11 +706,13 @@
                               <w:p>
                                 <w:pPr>
                                   <w:pStyle w:val="aa"/>
+                                  <w:jc w:val="center"/>
                                   <w:rPr>
                                     <w:rFonts w:ascii="Times New Roman" w:hAnsi="Times New Roman"/>
                                     <w:i w:val="0"/>
                                   </w:rPr>
                                 </w:pPr>
+                                <w:bookmarkStart w:id="0" w:name="_GoBack"/>
                                 <w:r>
                                   <w:rPr>
                                     <w:rFonts w:ascii="Times New Roman" w:hAnsi="Times New Roman"/>
@@ -714,9 +721,11 @@
                                   <w:t>Дата</w:t>
                                 </w:r>
                               </w:p>
+                              <w:bookmarkEnd w:id="0"/>
                               <w:p>
                                 <w:pPr>
                                   <w:pStyle w:val="aa"/>
+                                  <w:jc w:val="center"/>
                                   <w:rPr>
                                     <w:rFonts w:ascii="Times New Roman" w:hAnsi="Times New Roman"/>
                                     <w:i w:val="0"/>
@@ -2248,6 +2257,7 @@
                         <w:p>
                           <w:pPr>
                             <w:pStyle w:val="aa"/>
+                            <w:jc w:val="center"/>
                             <w:rPr>
                               <w:rFonts w:ascii="Times New Roman" w:hAnsi="Times New Roman"/>
                               <w:i w:val="0"/>
@@ -2264,6 +2274,7 @@
                         <w:p>
                           <w:pPr>
                             <w:pStyle w:val="aa"/>
+                            <w:jc w:val="center"/>
                             <w:rPr>
                               <w:rFonts w:ascii="Times New Roman" w:hAnsi="Times New Roman"/>
                               <w:i w:val="0"/>
@@ -2280,6 +2291,7 @@
                         <w:p>
                           <w:pPr>
                             <w:pStyle w:val="aa"/>
+                            <w:jc w:val="center"/>
                             <w:rPr>
                               <w:rFonts w:ascii="Times New Roman" w:hAnsi="Times New Roman"/>
                               <w:i w:val="0"/>
@@ -2298,6 +2310,7 @@
                         <w:p>
                           <w:pPr>
                             <w:pStyle w:val="aa"/>
+                            <w:jc w:val="center"/>
                             <w:rPr>
                               <w:rFonts w:ascii="Times New Roman" w:hAnsi="Times New Roman"/>
                               <w:i w:val="0"/>
@@ -2314,11 +2327,13 @@
                         <w:p>
                           <w:pPr>
                             <w:pStyle w:val="aa"/>
+                            <w:jc w:val="center"/>
                             <w:rPr>
                               <w:rFonts w:ascii="Times New Roman" w:hAnsi="Times New Roman"/>
                               <w:i w:val="0"/>
                             </w:rPr>
                           </w:pPr>
+                          <w:bookmarkStart w:id="1" w:name="_GoBack"/>
                           <w:r>
                             <w:rPr>
                               <w:rFonts w:ascii="Times New Roman" w:hAnsi="Times New Roman"/>
@@ -2327,9 +2342,11 @@
                             <w:t>Дата</w:t>
                           </w:r>
                         </w:p>
+                        <w:bookmarkEnd w:id="1"/>
                         <w:p>
                           <w:pPr>
                             <w:pStyle w:val="aa"/>
+                            <w:jc w:val="center"/>
                             <w:rPr>
                               <w:rFonts w:ascii="Times New Roman" w:hAnsi="Times New Roman"/>
                               <w:i w:val="0"/>
@@ -3258,8 +3275,6 @@
       <w:pPr>
         <w:spacing w:after="0" w:line="240" w:lineRule="auto"/>
       </w:pPr>
-      <w:bookmarkStart w:id="0" w:name="_GoBack"/>
-      <w:bookmarkEnd w:id="0"/>
     </w:p>
     <w:sectPr>
       <w:pgSz w:w="11906" w:h="16838"/>

--- a/KURSACH/ГЧ4 - Блок-схема алгоритма добавления жилья.docx
+++ b/KURSACH/ГЧ4 - Блок-схема алгоритма добавления жилья.docx
@@ -19,9 +19,9 @@
           <w:noProof/>
         </w:rPr>
         <w:drawing>
-          <wp:inline distT="0" distB="0" distL="0" distR="0" wp14:anchorId="2E138835" wp14:editId="41F3795C">
-            <wp:extent cx="6248234" cy="7899419"/>
-            <wp:effectExtent l="0" t="0" r="635" b="6350"/>
+          <wp:inline distT="0" distB="0" distL="0" distR="0" wp14:anchorId="689A54E8" wp14:editId="057147A1">
+            <wp:extent cx="6372225" cy="7751445"/>
+            <wp:effectExtent l="0" t="0" r="9525" b="1905"/>
             <wp:docPr id="3" name="Рисунок 3"/>
             <wp:cNvGraphicFramePr>
               <a:graphicFrameLocks xmlns:a="http://schemas.openxmlformats.org/drawingml/2006/main" noChangeAspect="1"/>
@@ -48,7 +48,7 @@
                   <pic:spPr>
                     <a:xfrm>
                       <a:off x="0" y="0"/>
-                      <a:ext cx="6261953" cy="7916763"/>
+                      <a:ext cx="6372225" cy="7751445"/>
                     </a:xfrm>
                     <a:prstGeom prst="rect">
                       <a:avLst/>
@@ -60,6 +60,8 @@
           </wp:inline>
         </w:drawing>
       </w:r>
+      <w:bookmarkStart w:id="0" w:name="_GoBack"/>
+      <w:bookmarkEnd w:id="0"/>
       <w:r>
         <w:t xml:space="preserve"> </w:t>
       </w:r>
@@ -712,7 +714,6 @@
                                     <w:i w:val="0"/>
                                   </w:rPr>
                                 </w:pPr>
-                                <w:bookmarkStart w:id="0" w:name="_GoBack"/>
                                 <w:r>
                                   <w:rPr>
                                     <w:rFonts w:ascii="Times New Roman" w:hAnsi="Times New Roman"/>
@@ -721,7 +722,6 @@
                                   <w:t>Дата</w:t>
                                 </w:r>
                               </w:p>
-                              <w:bookmarkEnd w:id="0"/>
                               <w:p>
                                 <w:pPr>
                                   <w:pStyle w:val="aa"/>
@@ -2333,7 +2333,6 @@
                               <w:i w:val="0"/>
                             </w:rPr>
                           </w:pPr>
-                          <w:bookmarkStart w:id="1" w:name="_GoBack"/>
                           <w:r>
                             <w:rPr>
                               <w:rFonts w:ascii="Times New Roman" w:hAnsi="Times New Roman"/>
@@ -2342,7 +2341,6 @@
                             <w:t>Дата</w:t>
                           </w:r>
                         </w:p>
-                        <w:bookmarkEnd w:id="1"/>
                         <w:p>
                           <w:pPr>
                             <w:pStyle w:val="aa"/>
